--- a/downloads/documents/04 Units/Unit 07 - Capstone - Launch Career Readiness and FACS Shark Tank/Lesson 07.04 - How to Talk About Yourself in an Interview.docx
+++ b/downloads/documents/04 Units/Unit 07 - Capstone - Launch Career Readiness and FACS Shark Tank/Lesson 07.04 - How to Talk About Yourself in an Interview.docx
@@ -1446,7 +1446,7 @@
         <w:pStyle w:val="Compact"/>
       </w:pPr>
       <w:r>
-        <w:t xml:space="preserve">ELL: the three parts and the four STAR letters are on the handout with Turkish, Portuguese, and Spanish sentence starters from</w:t>
+        <w:t xml:space="preserve">ELL: the three parts and the four STAR letters are on the handout with Spanish sentence starters from</w:t>
       </w:r>
       <w:r>
         <w:t xml:space="preserve"> </w:t>
@@ -1571,7 +1571,7 @@
         <w:t xml:space="preserve">”</w:t>
       </w:r>
       <w:r>
-        <w:t xml:space="preserve">). Sal’s original vocabulary cards for this lesson were translated into Turkish, Portuguese, and Spanish and those words are in</w:t>
+        <w:t xml:space="preserve">). Sal’s original vocabulary cards for this lesson were translated into Spanish and those words are in</w:t>
       </w:r>
       <w:r>
         <w:t xml:space="preserve"> </w:t>
